--- a/lab_1/Отчет лаб 1.docx
+++ b/lab_1/Отчет лаб 1.docx
@@ -2597,7 +2597,6 @@
           <w:rFonts w:ascii="Times New Roman" w:hAnsi="Times New Roman" w:cs="Times New Roman"/>
           <w:sz w:val="24"/>
           <w:szCs w:val="24"/>
-          <w:lang w:val="ru-RU"/>
         </w:rPr>
       </w:pPr>
       <w:r>
@@ -2616,29 +2615,8 @@
             <w:rFonts w:ascii="Times New Roman" w:hAnsi="Times New Roman" w:cs="Times New Roman"/>
             <w:sz w:val="24"/>
             <w:szCs w:val="24"/>
-            <w:lang w:val="ru-RU"/>
           </w:rPr>
-          <w:t>https://cheerful-quokka-d42844.netlify.ap</w:t>
-        </w:r>
-        <w:r>
-          <w:rPr>
-            <w:rStyle w:val="ac"/>
-            <w:rFonts w:ascii="Times New Roman" w:hAnsi="Times New Roman" w:cs="Times New Roman"/>
-            <w:sz w:val="24"/>
-            <w:szCs w:val="24"/>
-            <w:lang w:val="ru-RU"/>
-          </w:rPr>
-          <w:t>p</w:t>
-        </w:r>
-        <w:r>
-          <w:rPr>
-            <w:rStyle w:val="ac"/>
-            <w:rFonts w:ascii="Times New Roman" w:hAnsi="Times New Roman" w:cs="Times New Roman"/>
-            <w:sz w:val="24"/>
-            <w:szCs w:val="24"/>
-            <w:lang w:val="ru-RU"/>
-          </w:rPr>
-          <w:t>/</w:t>
+          <w:t>https://aquamarine-monstera-130704.netlify.app/</w:t>
         </w:r>
       </w:hyperlink>
     </w:p>
@@ -4148,7 +4126,6 @@
   <w:style w:type="character" w:default="1" w:styleId="a0">
     <w:name w:val="Default Paragraph Font"/>
     <w:uiPriority w:val="1"/>
-    <w:semiHidden/>
     <w:unhideWhenUsed/>
   </w:style>
   <w:style w:type="table" w:default="1" w:styleId="a1">
@@ -4497,6 +4474,19 @@
       <w:u w:val="single"/>
     </w:rPr>
   </w:style>
+  <w:style w:type="paragraph" w:styleId="af">
+    <w:name w:val="Normal (Web)"/>
+    <w:basedOn w:val="a"/>
+    <w:uiPriority w:val="99"/>
+    <w:semiHidden/>
+    <w:unhideWhenUsed/>
+    <w:rsid w:val="00D50D7D"/>
+    <w:rPr>
+      <w:rFonts w:ascii="Times New Roman" w:hAnsi="Times New Roman" w:cs="Times New Roman"/>
+      <w:sz w:val="24"/>
+      <w:szCs w:val="24"/>
+    </w:rPr>
+  </w:style>
 </w:styles>
 </file>
 
